--- a/golden/uart/docs/word/13-UART 收发器软件配置管理计划.docx
+++ b/golden/uart/docs/word/13-UART 收发器软件配置管理计划.docx
@@ -45,7 +45,7 @@
             <w:r/>
             <w:r>
               <w:rPr>
-                <w:rFonts w:ascii="FangSong_GB2312" w:hAnsi="FangSong_GB2312" w:eastAsia="FangSong_GB2312" w:cs="FangSong_GB2312"/>
+                <w:rFonts w:ascii="Songti SC" w:hAnsi="Songti SC" w:eastAsia="Songti SC" w:cs="Songti SC"/>
                 <w:b/>
                 <w:sz w:val="18"/>
               </w:rPr>
@@ -72,7 +72,7 @@
             <w:r/>
             <w:r>
               <w:rPr>
-                <w:rFonts w:ascii="FangSong_GB2312" w:hAnsi="FangSong_GB2312" w:eastAsia="FangSong_GB2312" w:cs="FangSong_GB2312"/>
+                <w:rFonts w:ascii="Songti SC" w:hAnsi="Songti SC" w:eastAsia="Songti SC" w:cs="Songti SC"/>
                 <w:b/>
                 <w:sz w:val="18"/>
               </w:rPr>
@@ -100,7 +100,7 @@
             <w:r/>
             <w:r>
               <w:rPr>
-                <w:rFonts w:ascii="FangSong_GB2312" w:hAnsi="FangSong_GB2312" w:eastAsia="FangSong_GB2312" w:cs="FangSong_GB2312"/>
+                <w:rFonts w:ascii="Songti SC" w:hAnsi="Songti SC" w:eastAsia="Songti SC" w:cs="Songti SC"/>
                 <w:b w:val="0"/>
                 <w:sz w:val="18"/>
               </w:rPr>
@@ -126,11 +126,11 @@
             <w:r/>
             <w:r>
               <w:rPr>
-                <w:rFonts w:ascii="FangSong_GB2312" w:hAnsi="FangSong_GB2312" w:eastAsia="FangSong_GB2312" w:cs="FangSong_GB2312"/>
+                <w:rFonts w:ascii="Songti SC" w:hAnsi="Songti SC" w:eastAsia="Songti SC" w:cs="Songti SC"/>
                 <w:b w:val="0"/>
                 <w:sz w:val="18"/>
               </w:rPr>
-              <w:t>UART-DOC-013 / v2.3 candidate</w:t>
+              <w:t>UART-DOC-013 / v2.5 candidate</w:t>
             </w:r>
           </w:p>
         </w:tc>
@@ -154,7 +154,7 @@
             <w:r/>
             <w:r>
               <w:rPr>
-                <w:rFonts w:ascii="FangSong_GB2312" w:hAnsi="FangSong_GB2312" w:eastAsia="FangSong_GB2312" w:cs="FangSong_GB2312"/>
+                <w:rFonts w:ascii="Songti SC" w:hAnsi="Songti SC" w:eastAsia="Songti SC" w:cs="Songti SC"/>
                 <w:b w:val="0"/>
                 <w:sz w:val="18"/>
               </w:rPr>
@@ -180,7 +180,7 @@
             <w:r/>
             <w:r>
               <w:rPr>
-                <w:rFonts w:ascii="FangSong_GB2312" w:hAnsi="FangSong_GB2312" w:eastAsia="FangSong_GB2312" w:cs="FangSong_GB2312"/>
+                <w:rFonts w:ascii="Songti SC" w:hAnsi="Songti SC" w:eastAsia="Songti SC" w:cs="Songti SC"/>
                 <w:b w:val="0"/>
                 <w:sz w:val="18"/>
               </w:rPr>
@@ -208,7 +208,7 @@
             <w:r/>
             <w:r>
               <w:rPr>
-                <w:rFonts w:ascii="FangSong_GB2312" w:hAnsi="FangSong_GB2312" w:eastAsia="FangSong_GB2312" w:cs="FangSong_GB2312"/>
+                <w:rFonts w:ascii="Songti SC" w:hAnsi="Songti SC" w:eastAsia="Songti SC" w:cs="Songti SC"/>
                 <w:b w:val="0"/>
                 <w:sz w:val="18"/>
               </w:rPr>
@@ -234,11 +234,11 @@
             <w:r/>
             <w:r>
               <w:rPr>
-                <w:rFonts w:ascii="FangSong_GB2312" w:hAnsi="FangSong_GB2312" w:eastAsia="FangSong_GB2312" w:cs="FangSong_GB2312"/>
+                <w:rFonts w:ascii="Songti SC" w:hAnsi="Songti SC" w:eastAsia="Songti SC" w:cs="Songti SC"/>
                 <w:b w:val="0"/>
                 <w:sz w:val="18"/>
               </w:rPr>
-              <w:t>2026-08-27</w:t>
+              <w:t>2026-08-28</w:t>
             </w:r>
           </w:p>
         </w:tc>
@@ -262,7 +262,7 @@
             <w:r/>
             <w:r>
               <w:rPr>
-                <w:rFonts w:ascii="FangSong_GB2312" w:hAnsi="FangSong_GB2312" w:eastAsia="FangSong_GB2312" w:cs="FangSong_GB2312"/>
+                <w:rFonts w:ascii="Songti SC" w:hAnsi="Songti SC" w:eastAsia="Songti SC" w:cs="Songti SC"/>
                 <w:b w:val="0"/>
                 <w:sz w:val="18"/>
               </w:rPr>
@@ -288,7 +288,7 @@
             <w:r/>
             <w:r>
               <w:rPr>
-                <w:rFonts w:ascii="FangSong_GB2312" w:hAnsi="FangSong_GB2312" w:eastAsia="FangSong_GB2312" w:cs="FangSong_GB2312"/>
+                <w:rFonts w:ascii="Songti SC" w:hAnsi="Songti SC" w:eastAsia="Songti SC" w:cs="Songti SC"/>
                 <w:b w:val="0"/>
                 <w:sz w:val="18"/>
               </w:rPr>
@@ -316,7 +316,7 @@
             <w:r/>
             <w:r>
               <w:rPr>
-                <w:rFonts w:ascii="FangSong_GB2312" w:hAnsi="FangSong_GB2312" w:eastAsia="FangSong_GB2312" w:cs="FangSong_GB2312"/>
+                <w:rFonts w:ascii="Songti SC" w:hAnsi="Songti SC" w:eastAsia="Songti SC" w:cs="Songti SC"/>
                 <w:b w:val="0"/>
                 <w:sz w:val="18"/>
               </w:rPr>
@@ -342,7 +342,7 @@
             <w:r/>
             <w:r>
               <w:rPr>
-                <w:rFonts w:ascii="FangSong_GB2312" w:hAnsi="FangSong_GB2312" w:eastAsia="FangSong_GB2312" w:cs="FangSong_GB2312"/>
+                <w:rFonts w:ascii="Songti SC" w:hAnsi="Songti SC" w:eastAsia="Songti SC" w:cs="Songti SC"/>
                 <w:b w:val="0"/>
                 <w:sz w:val="18"/>
               </w:rPr>
@@ -370,7 +370,7 @@
             <w:r/>
             <w:r>
               <w:rPr>
-                <w:rFonts w:ascii="FangSong_GB2312" w:hAnsi="FangSong_GB2312" w:eastAsia="FangSong_GB2312" w:cs="FangSong_GB2312"/>
+                <w:rFonts w:ascii="Songti SC" w:hAnsi="Songti SC" w:eastAsia="Songti SC" w:cs="Songti SC"/>
                 <w:b w:val="0"/>
                 <w:sz w:val="18"/>
               </w:rPr>
@@ -396,7 +396,7 @@
             <w:r/>
             <w:r>
               <w:rPr>
-                <w:rFonts w:ascii="FangSong_GB2312" w:hAnsi="FangSong_GB2312" w:eastAsia="FangSong_GB2312" w:cs="FangSong_GB2312"/>
+                <w:rFonts w:ascii="Songti SC" w:hAnsi="Songti SC" w:eastAsia="Songti SC" w:cs="Songti SC"/>
                 <w:b w:val="0"/>
                 <w:sz w:val="18"/>
               </w:rPr>
@@ -424,7 +424,7 @@
             <w:r/>
             <w:r>
               <w:rPr>
-                <w:rFonts w:ascii="FangSong_GB2312" w:hAnsi="FangSong_GB2312" w:eastAsia="FangSong_GB2312" w:cs="FangSong_GB2312"/>
+                <w:rFonts w:ascii="Songti SC" w:hAnsi="Songti SC" w:eastAsia="Songti SC" w:cs="Songti SC"/>
                 <w:b w:val="0"/>
                 <w:sz w:val="18"/>
               </w:rPr>
@@ -450,7 +450,7 @@
             <w:r/>
             <w:r>
               <w:rPr>
-                <w:rFonts w:ascii="FangSong_GB2312" w:hAnsi="FangSong_GB2312" w:eastAsia="FangSong_GB2312" w:cs="FangSong_GB2312"/>
+                <w:rFonts w:ascii="Songti SC" w:hAnsi="Songti SC" w:eastAsia="Songti SC" w:cs="Songti SC"/>
                 <w:b w:val="0"/>
                 <w:sz w:val="18"/>
               </w:rPr>
@@ -478,7 +478,7 @@
             <w:r/>
             <w:r>
               <w:rPr>
-                <w:rFonts w:ascii="FangSong_GB2312" w:hAnsi="FangSong_GB2312" w:eastAsia="FangSong_GB2312" w:cs="FangSong_GB2312"/>
+                <w:rFonts w:ascii="Songti SC" w:hAnsi="Songti SC" w:eastAsia="Songti SC" w:cs="Songti SC"/>
                 <w:b w:val="0"/>
                 <w:sz w:val="18"/>
               </w:rPr>
@@ -504,7 +504,7 @@
             <w:r/>
             <w:r>
               <w:rPr>
-                <w:rFonts w:ascii="FangSong_GB2312" w:hAnsi="FangSong_GB2312" w:eastAsia="FangSong_GB2312" w:cs="FangSong_GB2312"/>
+                <w:rFonts w:ascii="Songti SC" w:hAnsi="Songti SC" w:eastAsia="Songti SC" w:cs="Songti SC"/>
                 <w:b w:val="0"/>
                 <w:sz w:val="18"/>
               </w:rPr>
@@ -569,7 +569,7 @@
             <w:r/>
             <w:r>
               <w:rPr>
-                <w:rFonts w:ascii="FangSong_GB2312" w:hAnsi="FangSong_GB2312" w:eastAsia="FangSong_GB2312" w:cs="FangSong_GB2312"/>
+                <w:rFonts w:ascii="Songti SC" w:hAnsi="Songti SC" w:eastAsia="Songti SC" w:cs="Songti SC"/>
                 <w:b/>
                 <w:sz w:val="18"/>
               </w:rPr>
@@ -596,7 +596,7 @@
             <w:r/>
             <w:r>
               <w:rPr>
-                <w:rFonts w:ascii="FangSong_GB2312" w:hAnsi="FangSong_GB2312" w:eastAsia="FangSong_GB2312" w:cs="FangSong_GB2312"/>
+                <w:rFonts w:ascii="Songti SC" w:hAnsi="Songti SC" w:eastAsia="Songti SC" w:cs="Songti SC"/>
                 <w:b/>
                 <w:sz w:val="18"/>
               </w:rPr>
@@ -623,7 +623,7 @@
             <w:r/>
             <w:r>
               <w:rPr>
-                <w:rFonts w:ascii="FangSong_GB2312" w:hAnsi="FangSong_GB2312" w:eastAsia="FangSong_GB2312" w:cs="FangSong_GB2312"/>
+                <w:rFonts w:ascii="Songti SC" w:hAnsi="Songti SC" w:eastAsia="Songti SC" w:cs="Songti SC"/>
                 <w:b/>
                 <w:sz w:val="18"/>
               </w:rPr>
@@ -650,7 +650,7 @@
             <w:r/>
             <w:r>
               <w:rPr>
-                <w:rFonts w:ascii="FangSong_GB2312" w:hAnsi="FangSong_GB2312" w:eastAsia="FangSong_GB2312" w:cs="FangSong_GB2312"/>
+                <w:rFonts w:ascii="Songti SC" w:hAnsi="Songti SC" w:eastAsia="Songti SC" w:cs="Songti SC"/>
                 <w:b/>
                 <w:sz w:val="18"/>
               </w:rPr>
@@ -678,11 +678,11 @@
             <w:r/>
             <w:r>
               <w:rPr>
-                <w:rFonts w:ascii="FangSong_GB2312" w:hAnsi="FangSong_GB2312" w:eastAsia="FangSong_GB2312" w:cs="FangSong_GB2312"/>
+                <w:rFonts w:ascii="Songti SC" w:hAnsi="Songti SC" w:eastAsia="Songti SC" w:cs="Songti SC"/>
                 <w:b w:val="0"/>
                 <w:sz w:val="18"/>
               </w:rPr>
-              <w:t>v2.3 candidate</w:t>
+              <w:t>v2.5 candidate</w:t>
             </w:r>
           </w:p>
         </w:tc>
@@ -704,11 +704,11 @@
             <w:r/>
             <w:r>
               <w:rPr>
-                <w:rFonts w:ascii="FangSong_GB2312" w:hAnsi="FangSong_GB2312" w:eastAsia="FangSong_GB2312" w:cs="FangSong_GB2312"/>
+                <w:rFonts w:ascii="Songti SC" w:hAnsi="Songti SC" w:eastAsia="Songti SC" w:cs="Songti SC"/>
                 <w:b w:val="0"/>
                 <w:sz w:val="18"/>
               </w:rPr>
-              <w:t>2026-08-27</w:t>
+              <w:t>2026-08-28</w:t>
             </w:r>
           </w:p>
         </w:tc>
@@ -730,7 +730,7 @@
             <w:r/>
             <w:r>
               <w:rPr>
-                <w:rFonts w:ascii="FangSong_GB2312" w:hAnsi="FangSong_GB2312" w:eastAsia="FangSong_GB2312" w:cs="FangSong_GB2312"/>
+                <w:rFonts w:ascii="Songti SC" w:hAnsi="Songti SC" w:eastAsia="Songti SC" w:cs="Songti SC"/>
                 <w:b w:val="0"/>
                 <w:sz w:val="18"/>
               </w:rPr>
@@ -756,7 +756,7 @@
             <w:r/>
             <w:r>
               <w:rPr>
-                <w:rFonts w:ascii="FangSong_GB2312" w:hAnsi="FangSong_GB2312" w:eastAsia="FangSong_GB2312" w:cs="FangSong_GB2312"/>
+                <w:rFonts w:ascii="Songti SC" w:hAnsi="Songti SC" w:eastAsia="Songti SC" w:cs="Songti SC"/>
                 <w:b w:val="0"/>
                 <w:sz w:val="18"/>
               </w:rPr>
@@ -794,7 +794,7 @@
       </w:pPr>
       <w:r>
         <w:rPr>
-          <w:rFonts w:ascii="FangSong_GB2312" w:hAnsi="FangSong_GB2312" w:eastAsia="FangSong_GB2312" w:cs="FangSong_GB2312"/>
+          <w:rFonts w:ascii="Songti SC" w:hAnsi="Songti SC" w:eastAsia="Songti SC" w:cs="Songti SC"/>
           <w:b w:val="0"/>
           <w:sz w:val="22"/>
         </w:rPr>
@@ -811,7 +811,7 @@
       </w:pPr>
       <w:r>
         <w:rPr>
-          <w:rFonts w:ascii="FangSong_GB2312" w:hAnsi="FangSong_GB2312" w:eastAsia="FangSong_GB2312" w:cs="FangSong_GB2312"/>
+          <w:rFonts w:ascii="Songti SC" w:hAnsi="Songti SC" w:eastAsia="Songti SC" w:cs="Songti SC"/>
           <w:b w:val="0"/>
           <w:sz w:val="22"/>
         </w:rPr>
@@ -828,7 +828,7 @@
       </w:pPr>
       <w:r>
         <w:rPr>
-          <w:rFonts w:ascii="FangSong_GB2312" w:hAnsi="FangSong_GB2312" w:eastAsia="FangSong_GB2312" w:cs="FangSong_GB2312"/>
+          <w:rFonts w:ascii="Songti SC" w:hAnsi="Songti SC" w:eastAsia="Songti SC" w:cs="Songti SC"/>
           <w:b w:val="0"/>
           <w:sz w:val="22"/>
         </w:rPr>
@@ -845,7 +845,7 @@
       </w:pPr>
       <w:r>
         <w:rPr>
-          <w:rFonts w:ascii="FangSong_GB2312" w:hAnsi="FangSong_GB2312" w:eastAsia="FangSong_GB2312" w:cs="FangSong_GB2312"/>
+          <w:rFonts w:ascii="Songti SC" w:hAnsi="Songti SC" w:eastAsia="Songti SC" w:cs="Songti SC"/>
           <w:b w:val="0"/>
           <w:sz w:val="22"/>
         </w:rPr>
@@ -862,7 +862,7 @@
       </w:pPr>
       <w:r>
         <w:rPr>
-          <w:rFonts w:ascii="FangSong_GB2312" w:hAnsi="FangSong_GB2312" w:eastAsia="FangSong_GB2312" w:cs="FangSong_GB2312"/>
+          <w:rFonts w:ascii="Songti SC" w:hAnsi="Songti SC" w:eastAsia="Songti SC" w:cs="Songti SC"/>
           <w:b w:val="0"/>
           <w:sz w:val="22"/>
         </w:rPr>
@@ -879,7 +879,7 @@
       </w:pPr>
       <w:r>
         <w:rPr>
-          <w:rFonts w:ascii="FangSong_GB2312" w:hAnsi="FangSong_GB2312" w:eastAsia="FangSong_GB2312" w:cs="FangSong_GB2312"/>
+          <w:rFonts w:ascii="Songti SC" w:hAnsi="Songti SC" w:eastAsia="Songti SC" w:cs="Songti SC"/>
           <w:b w:val="0"/>
           <w:sz w:val="22"/>
         </w:rPr>
@@ -896,7 +896,7 @@
       </w:pPr>
       <w:r>
         <w:rPr>
-          <w:rFonts w:ascii="FangSong_GB2312" w:hAnsi="FangSong_GB2312" w:eastAsia="FangSong_GB2312" w:cs="FangSong_GB2312"/>
+          <w:rFonts w:ascii="Songti SC" w:hAnsi="Songti SC" w:eastAsia="Songti SC" w:cs="Songti SC"/>
           <w:b w:val="0"/>
           <w:sz w:val="22"/>
         </w:rPr>
@@ -913,7 +913,7 @@
       </w:pPr>
       <w:r>
         <w:rPr>
-          <w:rFonts w:ascii="FangSong_GB2312" w:hAnsi="FangSong_GB2312" w:eastAsia="FangSong_GB2312" w:cs="FangSong_GB2312"/>
+          <w:rFonts w:ascii="Songti SC" w:hAnsi="Songti SC" w:eastAsia="Songti SC" w:cs="Songti SC"/>
           <w:b w:val="0"/>
           <w:sz w:val="22"/>
         </w:rPr>
@@ -939,11 +939,28 @@
       </w:pPr>
       <w:r>
         <w:rPr>
-          <w:rFonts w:ascii="FangSong_GB2312" w:hAnsi="FangSong_GB2312" w:eastAsia="FangSong_GB2312" w:cs="FangSong_GB2312"/>
+          <w:rFonts w:ascii="Songti SC" w:hAnsi="Songti SC" w:eastAsia="Songti SC" w:cs="Songti SC"/>
           <w:b w:val="0"/>
           <w:sz w:val="22"/>
         </w:rPr>
-        <w:t>本文档适用于 GOLDEN-UART 候选项目。用户已选定 AMD Xilinx Virtex-7 XC7VX690T、</w:t>
+        <w:t>本文档适用于 GOLDEN-UART 候选项目。目标平台已固定为 AMD/Xilinx VC709 Rev 1.0 候选板、</w:t>
+      </w:r>
+      <w:r>
+        <w:rPr>
+          <w:rFonts w:ascii="Courier New" w:hAnsi="Courier New" w:eastAsia="Courier New" w:cs="Courier New"/>
+          <w:b w:val="0"/>
+          <w:color w:val="1F3A5F"/>
+          <w:sz w:val="21"/>
+        </w:rPr>
+        <w:t>xc7vx690tffg1761-2</w:t>
+      </w:r>
+      <w:r>
+        <w:rPr>
+          <w:rFonts w:ascii="Songti SC" w:hAnsi="Songti SC" w:eastAsia="Songti SC" w:cs="Songti SC"/>
+          <w:b w:val="0"/>
+          <w:sz w:val="22"/>
+        </w:rPr>
+        <w:t>、</w:t>
       </w:r>
       <w:r>
         <w:rPr>
@@ -956,7 +973,7 @@
       </w:r>
       <w:r>
         <w:rPr>
-          <w:rFonts w:ascii="FangSong_GB2312" w:hAnsi="FangSong_GB2312" w:eastAsia="FangSong_GB2312" w:cs="FangSong_GB2312"/>
+          <w:rFonts w:ascii="Songti SC" w:hAnsi="Songti SC" w:eastAsia="Songti SC" w:cs="Songti SC"/>
           <w:b w:val="0"/>
           <w:sz w:val="22"/>
         </w:rPr>
@@ -973,11 +990,11 @@
       </w:r>
       <w:r>
         <w:rPr>
-          <w:rFonts w:ascii="FangSong_GB2312" w:hAnsi="FangSong_GB2312" w:eastAsia="FangSong_GB2312" w:cs="FangSong_GB2312"/>
+          <w:rFonts w:ascii="Songti SC" w:hAnsi="Songti SC" w:eastAsia="Songti SC" w:cs="Songti SC"/>
           <w:b w:val="0"/>
           <w:sz w:val="22"/>
         </w:rPr>
-        <w:t xml:space="preserve"> 板级包装、板载 USB-UART、100 MHz 核时钟、9600 bit/s 8N1 基线与 115200 bit/s 扩展回归。候选 Vivado part 为 </w:t>
+        <w:t xml:space="preserve"> 板级包装、200 MHz 差分板钟经 MMCM生成 100 MHz 核时钟，以及板载 CP2103 USB-UART。真实 Connector/Vivado 2021.1 已返回精确 part，9600 与 115200 两组 XSim、综合和停在码流前的实现均已通过 Mac→66 直连形成修订后 </w:t>
       </w:r>
       <w:r>
         <w:rPr>
@@ -986,32 +1003,15 @@
           <w:color w:val="1F3A5F"/>
           <w:sz w:val="21"/>
         </w:rPr>
-        <w:t>xc7vx690tffg1761-2</w:t>
+        <w:t>DIFF_SSTL15</w:t>
       </w:r>
       <w:r>
         <w:rPr>
-          <w:rFonts w:ascii="FangSong_GB2312" w:hAnsi="FangSong_GB2312" w:eastAsia="FangSong_GB2312" w:cs="FangSong_GB2312"/>
+          <w:rFonts w:ascii="Songti SC" w:hAnsi="Songti SC" w:eastAsia="Songti SC" w:cs="Songti SC"/>
           <w:b w:val="0"/>
           <w:sz w:val="22"/>
         </w:rPr>
-        <w:t xml:space="preserve">，但已知 worker-66/Vivado 2021.1 不包含它，新 Connector 尚未用 </w:t>
-      </w:r>
-      <w:r>
-        <w:rPr>
-          <w:rFonts w:ascii="Courier New" w:hAnsi="Courier New" w:eastAsia="Courier New" w:cs="Courier New"/>
-          <w:b w:val="0"/>
-          <w:color w:val="1F3A5F"/>
-          <w:sz w:val="21"/>
-        </w:rPr>
-        <w:t>get_parts -quiet xc7vx690t*</w:t>
-      </w:r>
-      <w:r>
-        <w:rPr>
-          <w:rFonts w:ascii="FangSong_GB2312" w:hAnsi="FangSong_GB2312" w:eastAsia="FangSong_GB2312" w:cs="FangSong_GB2312"/>
-          <w:b w:val="0"/>
-          <w:sz w:val="22"/>
-        </w:rPr>
-        <w:t xml:space="preserve"> 确认。</w:t>
+        <w:t xml:space="preserve"> exploratory/candidate 证据。</w:t>
       </w:r>
     </w:p>
     <w:p>
@@ -1058,7 +1058,7 @@
             <w:r/>
             <w:r>
               <w:rPr>
-                <w:rFonts w:ascii="FangSong_GB2312" w:hAnsi="FangSong_GB2312" w:eastAsia="FangSong_GB2312" w:cs="FangSong_GB2312"/>
+                <w:rFonts w:ascii="Songti SC" w:hAnsi="Songti SC" w:eastAsia="Songti SC" w:cs="Songti SC"/>
                 <w:b/>
                 <w:sz w:val="18"/>
               </w:rPr>
@@ -1085,7 +1085,7 @@
             <w:r/>
             <w:r>
               <w:rPr>
-                <w:rFonts w:ascii="FangSong_GB2312" w:hAnsi="FangSong_GB2312" w:eastAsia="FangSong_GB2312" w:cs="FangSong_GB2312"/>
+                <w:rFonts w:ascii="Songti SC" w:hAnsi="Songti SC" w:eastAsia="Songti SC" w:cs="Songti SC"/>
                 <w:b/>
                 <w:sz w:val="18"/>
               </w:rPr>
@@ -1112,7 +1112,7 @@
             <w:r/>
             <w:r>
               <w:rPr>
-                <w:rFonts w:ascii="FangSong_GB2312" w:hAnsi="FangSong_GB2312" w:eastAsia="FangSong_GB2312" w:cs="FangSong_GB2312"/>
+                <w:rFonts w:ascii="Songti SC" w:hAnsi="Songti SC" w:eastAsia="Songti SC" w:cs="Songti SC"/>
                 <w:b/>
                 <w:sz w:val="18"/>
               </w:rPr>
@@ -1140,7 +1140,247 @@
             <w:r/>
             <w:r>
               <w:rPr>
-                <w:rFonts w:ascii="FangSong_GB2312" w:hAnsi="FangSong_GB2312" w:eastAsia="FangSong_GB2312" w:cs="FangSong_GB2312"/>
+                <w:rFonts w:ascii="Songti SC" w:hAnsi="Songti SC" w:eastAsia="Songti SC" w:cs="Songti SC"/>
+                <w:b w:val="0"/>
+                <w:sz w:val="18"/>
+              </w:rPr>
+              <w:t>GB/T 11457-2006</w:t>
+            </w:r>
+          </w:p>
+        </w:tc>
+        <w:tc>
+          <w:tcPr>
+            <w:tcW w:type="dxa" w:w="3610"/>
+            <w:vAlign w:val="center"/>
+            <w:tcMar>
+              <w:top w:w="80" w:type="dxa"/>
+              <w:start w:w="120" w:type="dxa"/>
+              <w:bottom w:w="80" w:type="dxa"/>
+              <w:end w:w="120" w:type="dxa"/>
+            </w:tcMar>
+          </w:tcPr>
+          <w:p>
+            <w:pPr>
+              <w:spacing w:after="0"/>
+            </w:pPr>
+            <w:r/>
+            <w:r>
+              <w:rPr>
+                <w:rFonts w:ascii="Songti SC" w:hAnsi="Songti SC" w:eastAsia="Songti SC" w:cs="Songti SC"/>
+                <w:b w:val="0"/>
+                <w:sz w:val="18"/>
+              </w:rPr>
+              <w:t>软件工程术语</w:t>
+            </w:r>
+          </w:p>
+        </w:tc>
+        <w:tc>
+          <w:tcPr>
+            <w:tcW w:type="dxa" w:w="3610"/>
+            <w:vAlign w:val="center"/>
+            <w:tcMar>
+              <w:top w:w="80" w:type="dxa"/>
+              <w:start w:w="120" w:type="dxa"/>
+              <w:bottom w:w="80" w:type="dxa"/>
+              <w:end w:w="120" w:type="dxa"/>
+            </w:tcMar>
+          </w:tcPr>
+          <w:p>
+            <w:pPr>
+              <w:spacing w:after="0"/>
+            </w:pPr>
+            <w:r/>
+            <w:r>
+              <w:rPr>
+                <w:rFonts w:ascii="Songti SC" w:hAnsi="Songti SC" w:eastAsia="Songti SC" w:cs="Songti SC"/>
+                <w:b w:val="0"/>
+                <w:sz w:val="18"/>
+              </w:rPr>
+              <w:t>国家标准全文公开系统原始 PDF；受控性待审核</w:t>
+            </w:r>
+          </w:p>
+        </w:tc>
+      </w:tr>
+      <w:tr>
+        <w:tc>
+          <w:tcPr>
+            <w:tcW w:type="dxa" w:w="1805"/>
+            <w:vAlign w:val="center"/>
+            <w:tcMar>
+              <w:top w:w="80" w:type="dxa"/>
+              <w:start w:w="120" w:type="dxa"/>
+              <w:bottom w:w="80" w:type="dxa"/>
+              <w:end w:w="120" w:type="dxa"/>
+            </w:tcMar>
+          </w:tcPr>
+          <w:p>
+            <w:pPr>
+              <w:spacing w:after="0"/>
+            </w:pPr>
+            <w:r/>
+            <w:r>
+              <w:rPr>
+                <w:rFonts w:ascii="Songti SC" w:hAnsi="Songti SC" w:eastAsia="Songti SC" w:cs="Songti SC"/>
+                <w:b w:val="0"/>
+                <w:sz w:val="18"/>
+              </w:rPr>
+              <w:t>GJB 2786A-2009</w:t>
+            </w:r>
+          </w:p>
+        </w:tc>
+        <w:tc>
+          <w:tcPr>
+            <w:tcW w:type="dxa" w:w="3610"/>
+            <w:vAlign w:val="center"/>
+            <w:tcMar>
+              <w:top w:w="80" w:type="dxa"/>
+              <w:start w:w="120" w:type="dxa"/>
+              <w:bottom w:w="80" w:type="dxa"/>
+              <w:end w:w="120" w:type="dxa"/>
+            </w:tcMar>
+          </w:tcPr>
+          <w:p>
+            <w:pPr>
+              <w:spacing w:after="0"/>
+            </w:pPr>
+            <w:r/>
+            <w:r>
+              <w:rPr>
+                <w:rFonts w:ascii="Songti SC" w:hAnsi="Songti SC" w:eastAsia="Songti SC" w:cs="Songti SC"/>
+                <w:b w:val="0"/>
+                <w:sz w:val="18"/>
+              </w:rPr>
+              <w:t>军用软件开发通用要求</w:t>
+            </w:r>
+          </w:p>
+        </w:tc>
+        <w:tc>
+          <w:tcPr>
+            <w:tcW w:type="dxa" w:w="3610"/>
+            <w:vAlign w:val="center"/>
+            <w:tcMar>
+              <w:top w:w="80" w:type="dxa"/>
+              <w:start w:w="120" w:type="dxa"/>
+              <w:bottom w:w="80" w:type="dxa"/>
+              <w:end w:w="120" w:type="dxa"/>
+            </w:tcMar>
+          </w:tcPr>
+          <w:p>
+            <w:pPr>
+              <w:spacing w:after="0"/>
+            </w:pPr>
+            <w:r/>
+            <w:r>
+              <w:rPr>
+                <w:rFonts w:ascii="Songti SC" w:hAnsi="Songti SC" w:eastAsia="Songti SC" w:cs="Songti SC"/>
+                <w:b w:val="0"/>
+                <w:sz w:val="18"/>
+              </w:rPr>
+              <w:t>仓库完整重建件及用户副本交叉核对；受控性待审核</w:t>
+            </w:r>
+          </w:p>
+        </w:tc>
+      </w:tr>
+      <w:tr>
+        <w:tc>
+          <w:tcPr>
+            <w:tcW w:type="dxa" w:w="1805"/>
+            <w:vAlign w:val="center"/>
+            <w:tcMar>
+              <w:top w:w="80" w:type="dxa"/>
+              <w:start w:w="120" w:type="dxa"/>
+              <w:bottom w:w="80" w:type="dxa"/>
+              <w:end w:w="120" w:type="dxa"/>
+            </w:tcMar>
+          </w:tcPr>
+          <w:p>
+            <w:pPr>
+              <w:spacing w:after="0"/>
+            </w:pPr>
+            <w:r/>
+            <w:r>
+              <w:rPr>
+                <w:rFonts w:ascii="Songti SC" w:hAnsi="Songti SC" w:eastAsia="Songti SC" w:cs="Songti SC"/>
+                <w:b w:val="0"/>
+                <w:sz w:val="18"/>
+              </w:rPr>
+              <w:t>GJB 5235-2004</w:t>
+            </w:r>
+          </w:p>
+        </w:tc>
+        <w:tc>
+          <w:tcPr>
+            <w:tcW w:type="dxa" w:w="3610"/>
+            <w:vAlign w:val="center"/>
+            <w:tcMar>
+              <w:top w:w="80" w:type="dxa"/>
+              <w:start w:w="120" w:type="dxa"/>
+              <w:bottom w:w="80" w:type="dxa"/>
+              <w:end w:w="120" w:type="dxa"/>
+            </w:tcMar>
+          </w:tcPr>
+          <w:p>
+            <w:pPr>
+              <w:spacing w:after="0"/>
+            </w:pPr>
+            <w:r/>
+            <w:r>
+              <w:rPr>
+                <w:rFonts w:ascii="Songti SC" w:hAnsi="Songti SC" w:eastAsia="Songti SC" w:cs="Songti SC"/>
+                <w:b w:val="0"/>
+                <w:sz w:val="18"/>
+              </w:rPr>
+              <w:t>军用软件配置管理</w:t>
+            </w:r>
+          </w:p>
+        </w:tc>
+        <w:tc>
+          <w:tcPr>
+            <w:tcW w:type="dxa" w:w="3610"/>
+            <w:vAlign w:val="center"/>
+            <w:tcMar>
+              <w:top w:w="80" w:type="dxa"/>
+              <w:start w:w="120" w:type="dxa"/>
+              <w:bottom w:w="80" w:type="dxa"/>
+              <w:end w:w="120" w:type="dxa"/>
+            </w:tcMar>
+          </w:tcPr>
+          <w:p>
+            <w:pPr>
+              <w:spacing w:after="0"/>
+            </w:pPr>
+            <w:r/>
+            <w:r>
+              <w:rPr>
+                <w:rFonts w:ascii="Songti SC" w:hAnsi="Songti SC" w:eastAsia="Songti SC" w:cs="Songti SC"/>
+                <w:b w:val="0"/>
+                <w:sz w:val="18"/>
+              </w:rPr>
+              <w:t>仓库完整重建件及用户副本交叉核对；受控性待审核</w:t>
+            </w:r>
+          </w:p>
+        </w:tc>
+      </w:tr>
+      <w:tr>
+        <w:tc>
+          <w:tcPr>
+            <w:tcW w:type="dxa" w:w="1805"/>
+            <w:vAlign w:val="center"/>
+            <w:tcMar>
+              <w:top w:w="80" w:type="dxa"/>
+              <w:start w:w="120" w:type="dxa"/>
+              <w:bottom w:w="80" w:type="dxa"/>
+              <w:end w:w="120" w:type="dxa"/>
+            </w:tcMar>
+          </w:tcPr>
+          <w:p>
+            <w:pPr>
+              <w:spacing w:after="0"/>
+            </w:pPr>
+            <w:r/>
+            <w:r>
+              <w:rPr>
+                <w:rFonts w:ascii="Songti SC" w:hAnsi="Songti SC" w:eastAsia="Songti SC" w:cs="Songti SC"/>
                 <w:b w:val="0"/>
                 <w:sz w:val="18"/>
               </w:rPr>
@@ -1166,7 +1406,7 @@
             <w:r/>
             <w:r>
               <w:rPr>
-                <w:rFonts w:ascii="FangSong_GB2312" w:hAnsi="FangSong_GB2312" w:eastAsia="FangSong_GB2312" w:cs="FangSong_GB2312"/>
+                <w:rFonts w:ascii="Songti SC" w:hAnsi="Songti SC" w:eastAsia="Songti SC" w:cs="Songti SC"/>
                 <w:b w:val="0"/>
                 <w:sz w:val="18"/>
               </w:rPr>
@@ -1192,7 +1432,7 @@
             <w:r/>
             <w:r>
               <w:rPr>
-                <w:rFonts w:ascii="FangSong_GB2312" w:hAnsi="FangSong_GB2312" w:eastAsia="FangSong_GB2312" w:cs="FangSong_GB2312"/>
+                <w:rFonts w:ascii="Songti SC" w:hAnsi="Songti SC" w:eastAsia="Songti SC" w:cs="Songti SC"/>
                 <w:b w:val="0"/>
                 <w:sz w:val="18"/>
               </w:rPr>
@@ -1220,7 +1460,7 @@
             <w:r/>
             <w:r>
               <w:rPr>
-                <w:rFonts w:ascii="FangSong_GB2312" w:hAnsi="FangSong_GB2312" w:eastAsia="FangSong_GB2312" w:cs="FangSong_GB2312"/>
+                <w:rFonts w:ascii="Songti SC" w:hAnsi="Songti SC" w:eastAsia="Songti SC" w:cs="Songti SC"/>
                 <w:b w:val="0"/>
                 <w:sz w:val="18"/>
               </w:rPr>
@@ -1246,7 +1486,7 @@
             <w:r/>
             <w:r>
               <w:rPr>
-                <w:rFonts w:ascii="FangSong_GB2312" w:hAnsi="FangSong_GB2312" w:eastAsia="FangSong_GB2312" w:cs="FangSong_GB2312"/>
+                <w:rFonts w:ascii="Songti SC" w:hAnsi="Songti SC" w:eastAsia="Songti SC" w:cs="Songti SC"/>
                 <w:b w:val="0"/>
                 <w:sz w:val="18"/>
               </w:rPr>
@@ -1272,7 +1512,7 @@
             <w:r/>
             <w:r>
               <w:rPr>
-                <w:rFonts w:ascii="FangSong_GB2312" w:hAnsi="FangSong_GB2312" w:eastAsia="FangSong_GB2312" w:cs="FangSong_GB2312"/>
+                <w:rFonts w:ascii="Songti SC" w:hAnsi="Songti SC" w:eastAsia="Songti SC" w:cs="Songti SC"/>
                 <w:b w:val="0"/>
                 <w:sz w:val="18"/>
               </w:rPr>
@@ -1300,7 +1540,7 @@
             <w:r/>
             <w:r>
               <w:rPr>
-                <w:rFonts w:ascii="FangSong_GB2312" w:hAnsi="FangSong_GB2312" w:eastAsia="FangSong_GB2312" w:cs="FangSong_GB2312"/>
+                <w:rFonts w:ascii="Songti SC" w:hAnsi="Songti SC" w:eastAsia="Songti SC" w:cs="Songti SC"/>
                 <w:b w:val="0"/>
                 <w:sz w:val="18"/>
               </w:rPr>
@@ -1326,7 +1566,7 @@
             <w:r/>
             <w:r>
               <w:rPr>
-                <w:rFonts w:ascii="FangSong_GB2312" w:hAnsi="FangSong_GB2312" w:eastAsia="FangSong_GB2312" w:cs="FangSong_GB2312"/>
+                <w:rFonts w:ascii="Songti SC" w:hAnsi="Songti SC" w:eastAsia="Songti SC" w:cs="Songti SC"/>
                 <w:b w:val="0"/>
                 <w:sz w:val="18"/>
               </w:rPr>
@@ -1352,7 +1592,7 @@
             <w:r/>
             <w:r>
               <w:rPr>
-                <w:rFonts w:ascii="FangSong_GB2312" w:hAnsi="FangSong_GB2312" w:eastAsia="FangSong_GB2312" w:cs="FangSong_GB2312"/>
+                <w:rFonts w:ascii="Songti SC" w:hAnsi="Songti SC" w:eastAsia="Songti SC" w:cs="Songti SC"/>
                 <w:b w:val="0"/>
                 <w:sz w:val="18"/>
               </w:rPr>
@@ -1380,7 +1620,7 @@
             <w:r/>
             <w:r>
               <w:rPr>
-                <w:rFonts w:ascii="FangSong_GB2312" w:hAnsi="FangSong_GB2312" w:eastAsia="FangSong_GB2312" w:cs="FangSong_GB2312"/>
+                <w:rFonts w:ascii="Songti SC" w:hAnsi="Songti SC" w:eastAsia="Songti SC" w:cs="Songti SC"/>
                 <w:b w:val="0"/>
                 <w:sz w:val="18"/>
               </w:rPr>
@@ -1406,7 +1646,7 @@
             <w:r/>
             <w:r>
               <w:rPr>
-                <w:rFonts w:ascii="FangSong_GB2312" w:hAnsi="FangSong_GB2312" w:eastAsia="FangSong_GB2312" w:cs="FangSong_GB2312"/>
+                <w:rFonts w:ascii="Songti SC" w:hAnsi="Songti SC" w:eastAsia="Songti SC" w:cs="Songti SC"/>
                 <w:b w:val="0"/>
                 <w:sz w:val="18"/>
               </w:rPr>
@@ -1432,7 +1672,7 @@
             <w:r/>
             <w:r>
               <w:rPr>
-                <w:rFonts w:ascii="FangSong_GB2312" w:hAnsi="FangSong_GB2312" w:eastAsia="FangSong_GB2312" w:cs="FangSong_GB2312"/>
+                <w:rFonts w:ascii="Songti SC" w:hAnsi="Songti SC" w:eastAsia="Songti SC" w:cs="Songti SC"/>
                 <w:b w:val="0"/>
                 <w:sz w:val="18"/>
               </w:rPr>
@@ -1460,7 +1700,87 @@
             <w:r/>
             <w:r>
               <w:rPr>
-                <w:rFonts w:ascii="FangSong_GB2312" w:hAnsi="FangSong_GB2312" w:eastAsia="FangSong_GB2312" w:cs="FangSong_GB2312"/>
+                <w:rFonts w:ascii="Songti SC" w:hAnsi="Songti SC" w:eastAsia="Songti SC" w:cs="Songti SC"/>
+                <w:b w:val="0"/>
+                <w:sz w:val="18"/>
+              </w:rPr>
+              <w:t>GB/T 8566-2022</w:t>
+            </w:r>
+          </w:p>
+        </w:tc>
+        <w:tc>
+          <w:tcPr>
+            <w:tcW w:type="dxa" w:w="3610"/>
+            <w:vAlign w:val="center"/>
+            <w:tcMar>
+              <w:top w:w="80" w:type="dxa"/>
+              <w:start w:w="120" w:type="dxa"/>
+              <w:bottom w:w="80" w:type="dxa"/>
+              <w:end w:w="120" w:type="dxa"/>
+            </w:tcMar>
+          </w:tcPr>
+          <w:p>
+            <w:pPr>
+              <w:spacing w:after="0"/>
+            </w:pPr>
+            <w:r/>
+            <w:r>
+              <w:rPr>
+                <w:rFonts w:ascii="Songti SC" w:hAnsi="Songti SC" w:eastAsia="Songti SC" w:cs="Songti SC"/>
+                <w:b w:val="0"/>
+                <w:sz w:val="18"/>
+              </w:rPr>
+              <w:t>系统与软件工程 软件生存周期过程</w:t>
+            </w:r>
+          </w:p>
+        </w:tc>
+        <w:tc>
+          <w:tcPr>
+            <w:tcW w:type="dxa" w:w="3610"/>
+            <w:vAlign w:val="center"/>
+            <w:tcMar>
+              <w:top w:w="80" w:type="dxa"/>
+              <w:start w:w="120" w:type="dxa"/>
+              <w:bottom w:w="80" w:type="dxa"/>
+              <w:end w:w="120" w:type="dxa"/>
+            </w:tcMar>
+          </w:tcPr>
+          <w:p>
+            <w:pPr>
+              <w:spacing w:after="0"/>
+            </w:pPr>
+            <w:r/>
+            <w:r>
+              <w:rPr>
+                <w:rFonts w:ascii="Songti SC" w:hAnsi="Songti SC" w:eastAsia="Songti SC" w:cs="Songti SC"/>
+                <w:b w:val="0"/>
+                <w:sz w:val="18"/>
+              </w:rPr>
+              <w:t>用户已定位原文；仓库尚未同步、哈希和版本复核</w:t>
+            </w:r>
+          </w:p>
+        </w:tc>
+      </w:tr>
+      <w:tr>
+        <w:tc>
+          <w:tcPr>
+            <w:tcW w:type="dxa" w:w="1805"/>
+            <w:vAlign w:val="center"/>
+            <w:tcMar>
+              <w:top w:w="80" w:type="dxa"/>
+              <w:start w:w="120" w:type="dxa"/>
+              <w:bottom w:w="80" w:type="dxa"/>
+              <w:end w:w="120" w:type="dxa"/>
+            </w:tcMar>
+          </w:tcPr>
+          <w:p>
+            <w:pPr>
+              <w:spacing w:after="0"/>
+            </w:pPr>
+            <w:r/>
+            <w:r>
+              <w:rPr>
+                <w:rFonts w:ascii="Songti SC" w:hAnsi="Songti SC" w:eastAsia="Songti SC" w:cs="Songti SC"/>
                 <w:b w:val="0"/>
                 <w:sz w:val="18"/>
               </w:rPr>
@@ -1486,7 +1806,7 @@
             <w:r/>
             <w:r>
               <w:rPr>
-                <w:rFonts w:ascii="FangSong_GB2312" w:hAnsi="FangSong_GB2312" w:eastAsia="FangSong_GB2312" w:cs="FangSong_GB2312"/>
+                <w:rFonts w:ascii="Songti SC" w:hAnsi="Songti SC" w:eastAsia="Songti SC" w:cs="Songti SC"/>
                 <w:b w:val="0"/>
                 <w:sz w:val="18"/>
               </w:rPr>
@@ -1512,11 +1832,11 @@
             <w:r/>
             <w:r>
               <w:rPr>
-                <w:rFonts w:ascii="FangSong_GB2312" w:hAnsi="FangSong_GB2312" w:eastAsia="FangSong_GB2312" w:cs="FangSong_GB2312"/>
+                <w:rFonts w:ascii="Songti SC" w:hAnsi="Songti SC" w:eastAsia="Songti SC" w:cs="Songti SC"/>
                 <w:b w:val="0"/>
                 <w:sz w:val="18"/>
               </w:rPr>
-              <w:t>v2.3 candidate</w:t>
+              <w:t>v2.5 candidate</w:t>
             </w:r>
           </w:p>
         </w:tc>
@@ -1541,7 +1861,7 @@
       </w:pPr>
       <w:r>
         <w:rPr>
-          <w:rFonts w:ascii="FangSong_GB2312" w:hAnsi="FangSong_GB2312" w:eastAsia="FangSong_GB2312" w:cs="FangSong_GB2312"/>
+          <w:rFonts w:ascii="Songti SC" w:hAnsi="Songti SC" w:eastAsia="Songti SC" w:cs="Songti SC"/>
           <w:b w:val="0"/>
           <w:sz w:val="22"/>
         </w:rPr>
@@ -1592,7 +1912,7 @@
             <w:r/>
             <w:r>
               <w:rPr>
-                <w:rFonts w:ascii="FangSong_GB2312" w:hAnsi="FangSong_GB2312" w:eastAsia="FangSong_GB2312" w:cs="FangSong_GB2312"/>
+                <w:rFonts w:ascii="Songti SC" w:hAnsi="Songti SC" w:eastAsia="Songti SC" w:cs="Songti SC"/>
                 <w:b/>
                 <w:sz w:val="18"/>
               </w:rPr>
@@ -1619,7 +1939,7 @@
             <w:r/>
             <w:r>
               <w:rPr>
-                <w:rFonts w:ascii="FangSong_GB2312" w:hAnsi="FangSong_GB2312" w:eastAsia="FangSong_GB2312" w:cs="FangSong_GB2312"/>
+                <w:rFonts w:ascii="Songti SC" w:hAnsi="Songti SC" w:eastAsia="Songti SC" w:cs="Songti SC"/>
                 <w:b/>
                 <w:sz w:val="18"/>
               </w:rPr>
@@ -1646,7 +1966,7 @@
             <w:r/>
             <w:r>
               <w:rPr>
-                <w:rFonts w:ascii="FangSong_GB2312" w:hAnsi="FangSong_GB2312" w:eastAsia="FangSong_GB2312" w:cs="FangSong_GB2312"/>
+                <w:rFonts w:ascii="Songti SC" w:hAnsi="Songti SC" w:eastAsia="Songti SC" w:cs="Songti SC"/>
                 <w:b/>
                 <w:sz w:val="18"/>
               </w:rPr>
@@ -1674,7 +1994,7 @@
             <w:r/>
             <w:r>
               <w:rPr>
-                <w:rFonts w:ascii="FangSong_GB2312" w:hAnsi="FangSong_GB2312" w:eastAsia="FangSong_GB2312" w:cs="FangSong_GB2312"/>
+                <w:rFonts w:ascii="Songti SC" w:hAnsi="Songti SC" w:eastAsia="Songti SC" w:cs="Songti SC"/>
                 <w:b w:val="0"/>
                 <w:sz w:val="18"/>
               </w:rPr>
@@ -1700,7 +2020,7 @@
             <w:r/>
             <w:r>
               <w:rPr>
-                <w:rFonts w:ascii="FangSong_GB2312" w:hAnsi="FangSong_GB2312" w:eastAsia="FangSong_GB2312" w:cs="FangSong_GB2312"/>
+                <w:rFonts w:ascii="Songti SC" w:hAnsi="Songti SC" w:eastAsia="Songti SC" w:cs="Songti SC"/>
                 <w:b w:val="0"/>
                 <w:sz w:val="18"/>
               </w:rPr>
@@ -1726,7 +2046,7 @@
             <w:r/>
             <w:r>
               <w:rPr>
-                <w:rFonts w:ascii="FangSong_GB2312" w:hAnsi="FangSong_GB2312" w:eastAsia="FangSong_GB2312" w:cs="FangSong_GB2312"/>
+                <w:rFonts w:ascii="Songti SC" w:hAnsi="Songti SC" w:eastAsia="Songti SC" w:cs="Songti SC"/>
                 <w:b w:val="0"/>
                 <w:sz w:val="18"/>
               </w:rPr>
@@ -1754,7 +2074,7 @@
             <w:r/>
             <w:r>
               <w:rPr>
-                <w:rFonts w:ascii="FangSong_GB2312" w:hAnsi="FangSong_GB2312" w:eastAsia="FangSong_GB2312" w:cs="FangSong_GB2312"/>
+                <w:rFonts w:ascii="Songti SC" w:hAnsi="Songti SC" w:eastAsia="Songti SC" w:cs="Songti SC"/>
                 <w:b w:val="0"/>
                 <w:sz w:val="18"/>
               </w:rPr>
@@ -1780,7 +2100,7 @@
             <w:r/>
             <w:r>
               <w:rPr>
-                <w:rFonts w:ascii="FangSong_GB2312" w:hAnsi="FangSong_GB2312" w:eastAsia="FangSong_GB2312" w:cs="FangSong_GB2312"/>
+                <w:rFonts w:ascii="Songti SC" w:hAnsi="Songti SC" w:eastAsia="Songti SC" w:cs="Songti SC"/>
                 <w:b w:val="0"/>
                 <w:sz w:val="18"/>
               </w:rPr>
@@ -1806,7 +2126,7 @@
             <w:r/>
             <w:r>
               <w:rPr>
-                <w:rFonts w:ascii="FangSong_GB2312" w:hAnsi="FangSong_GB2312" w:eastAsia="FangSong_GB2312" w:cs="FangSong_GB2312"/>
+                <w:rFonts w:ascii="Songti SC" w:hAnsi="Songti SC" w:eastAsia="Songti SC" w:cs="Songti SC"/>
                 <w:b w:val="0"/>
                 <w:sz w:val="18"/>
               </w:rPr>
@@ -1834,7 +2154,7 @@
             <w:r/>
             <w:r>
               <w:rPr>
-                <w:rFonts w:ascii="FangSong_GB2312" w:hAnsi="FangSong_GB2312" w:eastAsia="FangSong_GB2312" w:cs="FangSong_GB2312"/>
+                <w:rFonts w:ascii="Songti SC" w:hAnsi="Songti SC" w:eastAsia="Songti SC" w:cs="Songti SC"/>
                 <w:b w:val="0"/>
                 <w:sz w:val="18"/>
               </w:rPr>
@@ -1860,7 +2180,7 @@
             <w:r/>
             <w:r>
               <w:rPr>
-                <w:rFonts w:ascii="FangSong_GB2312" w:hAnsi="FangSong_GB2312" w:eastAsia="FangSong_GB2312" w:cs="FangSong_GB2312"/>
+                <w:rFonts w:ascii="Songti SC" w:hAnsi="Songti SC" w:eastAsia="Songti SC" w:cs="Songti SC"/>
                 <w:b w:val="0"/>
                 <w:sz w:val="18"/>
               </w:rPr>
@@ -1886,7 +2206,7 @@
             <w:r/>
             <w:r>
               <w:rPr>
-                <w:rFonts w:ascii="FangSong_GB2312" w:hAnsi="FangSong_GB2312" w:eastAsia="FangSong_GB2312" w:cs="FangSong_GB2312"/>
+                <w:rFonts w:ascii="Songti SC" w:hAnsi="Songti SC" w:eastAsia="Songti SC" w:cs="Songti SC"/>
                 <w:b w:val="0"/>
                 <w:sz w:val="18"/>
               </w:rPr>
@@ -1914,7 +2234,7 @@
             <w:r/>
             <w:r>
               <w:rPr>
-                <w:rFonts w:ascii="FangSong_GB2312" w:hAnsi="FangSong_GB2312" w:eastAsia="FangSong_GB2312" w:cs="FangSong_GB2312"/>
+                <w:rFonts w:ascii="Songti SC" w:hAnsi="Songti SC" w:eastAsia="Songti SC" w:cs="Songti SC"/>
                 <w:b w:val="0"/>
                 <w:sz w:val="18"/>
               </w:rPr>
@@ -1940,7 +2260,7 @@
             <w:r/>
             <w:r>
               <w:rPr>
-                <w:rFonts w:ascii="FangSong_GB2312" w:hAnsi="FangSong_GB2312" w:eastAsia="FangSong_GB2312" w:cs="FangSong_GB2312"/>
+                <w:rFonts w:ascii="Songti SC" w:hAnsi="Songti SC" w:eastAsia="Songti SC" w:cs="Songti SC"/>
                 <w:b w:val="0"/>
                 <w:sz w:val="18"/>
               </w:rPr>
@@ -1966,7 +2286,7 @@
             <w:r/>
             <w:r>
               <w:rPr>
-                <w:rFonts w:ascii="FangSong_GB2312" w:hAnsi="FangSong_GB2312" w:eastAsia="FangSong_GB2312" w:cs="FangSong_GB2312"/>
+                <w:rFonts w:ascii="Songti SC" w:hAnsi="Songti SC" w:eastAsia="Songti SC" w:cs="Songti SC"/>
                 <w:b w:val="0"/>
                 <w:sz w:val="18"/>
               </w:rPr>
@@ -1994,7 +2314,7 @@
             <w:r/>
             <w:r>
               <w:rPr>
-                <w:rFonts w:ascii="FangSong_GB2312" w:hAnsi="FangSong_GB2312" w:eastAsia="FangSong_GB2312" w:cs="FangSong_GB2312"/>
+                <w:rFonts w:ascii="Songti SC" w:hAnsi="Songti SC" w:eastAsia="Songti SC" w:cs="Songti SC"/>
                 <w:b w:val="0"/>
                 <w:sz w:val="18"/>
               </w:rPr>
@@ -2020,7 +2340,7 @@
             <w:r/>
             <w:r>
               <w:rPr>
-                <w:rFonts w:ascii="FangSong_GB2312" w:hAnsi="FangSong_GB2312" w:eastAsia="FangSong_GB2312" w:cs="FangSong_GB2312"/>
+                <w:rFonts w:ascii="Songti SC" w:hAnsi="Songti SC" w:eastAsia="Songti SC" w:cs="Songti SC"/>
                 <w:b w:val="0"/>
                 <w:sz w:val="18"/>
               </w:rPr>
@@ -2046,7 +2366,7 @@
             <w:r/>
             <w:r>
               <w:rPr>
-                <w:rFonts w:ascii="FangSong_GB2312" w:hAnsi="FangSong_GB2312" w:eastAsia="FangSong_GB2312" w:cs="FangSong_GB2312"/>
+                <w:rFonts w:ascii="Songti SC" w:hAnsi="Songti SC" w:eastAsia="Songti SC" w:cs="Songti SC"/>
                 <w:b w:val="0"/>
                 <w:sz w:val="18"/>
               </w:rPr>
@@ -2075,7 +2395,7 @@
       </w:pPr>
       <w:r>
         <w:rPr>
-          <w:rFonts w:ascii="FangSong_GB2312" w:hAnsi="FangSong_GB2312" w:eastAsia="FangSong_GB2312" w:cs="FangSong_GB2312"/>
+          <w:rFonts w:ascii="Songti SC" w:hAnsi="Songti SC" w:eastAsia="Songti SC" w:cs="Songti SC"/>
           <w:b w:val="0"/>
           <w:sz w:val="22"/>
         </w:rPr>
@@ -2096,7 +2416,7 @@
       </w:pPr>
       <w:r>
         <w:rPr>
-          <w:rFonts w:ascii="FangSong_GB2312" w:hAnsi="FangSong_GB2312" w:eastAsia="FangSong_GB2312" w:cs="FangSong_GB2312"/>
+          <w:rFonts w:ascii="Songti SC" w:hAnsi="Songti SC" w:eastAsia="Songti SC" w:cs="Songti SC"/>
           <w:b w:val="0"/>
           <w:sz w:val="22"/>
         </w:rPr>
@@ -2117,7 +2437,7 @@
       </w:pPr>
       <w:r>
         <w:rPr>
-          <w:rFonts w:ascii="FangSong_GB2312" w:hAnsi="FangSong_GB2312" w:eastAsia="FangSong_GB2312" w:cs="FangSong_GB2312"/>
+          <w:rFonts w:ascii="Songti SC" w:hAnsi="Songti SC" w:eastAsia="Songti SC" w:cs="Songti SC"/>
           <w:b w:val="0"/>
           <w:sz w:val="22"/>
         </w:rPr>
@@ -2138,7 +2458,7 @@
       </w:pPr>
       <w:r>
         <w:rPr>
-          <w:rFonts w:ascii="FangSong_GB2312" w:hAnsi="FangSong_GB2312" w:eastAsia="FangSong_GB2312" w:cs="FangSong_GB2312"/>
+          <w:rFonts w:ascii="Songti SC" w:hAnsi="Songti SC" w:eastAsia="Songti SC" w:cs="Songti SC"/>
           <w:b w:val="0"/>
           <w:sz w:val="22"/>
         </w:rPr>
@@ -2159,7 +2479,7 @@
       </w:pPr>
       <w:r>
         <w:rPr>
-          <w:rFonts w:ascii="FangSong_GB2312" w:hAnsi="FangSong_GB2312" w:eastAsia="FangSong_GB2312" w:cs="FangSong_GB2312"/>
+          <w:rFonts w:ascii="Songti SC" w:hAnsi="Songti SC" w:eastAsia="Songti SC" w:cs="Songti SC"/>
           <w:b w:val="0"/>
           <w:sz w:val="22"/>
         </w:rPr>
@@ -2187,7 +2507,7 @@
     </w:pPr>
     <w:r>
       <w:rPr>
-        <w:rFonts w:ascii="FangSong_GB2312" w:hAnsi="FangSong_GB2312" w:eastAsia="FangSong_GB2312" w:cs="FangSong_GB2312"/>
+        <w:rFonts w:ascii="Songti SC" w:hAnsi="Songti SC" w:eastAsia="Songti SC" w:cs="Songti SC"/>
         <w:color w:val="666666"/>
         <w:sz w:val="18"/>
       </w:rPr>
@@ -2198,7 +2518,7 @@
     </w:r>
     <w:r>
       <w:rPr>
-        <w:rFonts w:ascii="FangSong_GB2312" w:hAnsi="FangSong_GB2312" w:eastAsia="FangSong_GB2312" w:cs="FangSong_GB2312"/>
+        <w:rFonts w:ascii="Songti SC" w:hAnsi="Songti SC" w:eastAsia="Songti SC" w:cs="Songti SC"/>
         <w:color w:val="666666"/>
         <w:sz w:val="18"/>
       </w:rPr>
@@ -2217,7 +2537,7 @@
     </w:pPr>
     <w:r>
       <w:rPr>
-        <w:rFonts w:ascii="FangSong_GB2312" w:hAnsi="FangSong_GB2312" w:eastAsia="FangSong_GB2312" w:cs="FangSong_GB2312"/>
+        <w:rFonts w:ascii="Songti SC" w:hAnsi="Songti SC" w:eastAsia="Songti SC" w:cs="Songti SC"/>
         <w:color w:val="666666"/>
         <w:sz w:val="17"/>
       </w:rPr>
@@ -2632,7 +2952,7 @@
       <w:spacing w:before="0" w:after="120" w:line="300" w:lineRule="auto"/>
     </w:pPr>
     <w:rPr>
-      <w:rFonts w:ascii="FangSong_GB2312" w:hAnsi="FangSong_GB2312" w:eastAsia="FangSong_GB2312" w:cs="FangSong_GB2312"/>
+      <w:rFonts w:ascii="Songti SC" w:hAnsi="Songti SC" w:eastAsia="Songti SC" w:cs="Songti SC"/>
       <w:sz w:val="22"/>
     </w:rPr>
   </w:style>
@@ -2695,7 +3015,7 @@
       <w:outlineLvl w:val="0"/>
     </w:pPr>
     <w:rPr>
-      <w:rFonts w:asciiTheme="majorHAnsi" w:eastAsiaTheme="majorEastAsia" w:hAnsiTheme="majorHAnsi" w:cstheme="majorBidi" w:ascii="FangSong_GB2312" w:hAnsi="FangSong_GB2312" w:eastAsia="FangSong_GB2312" w:cs="FangSong_GB2312"/>
+      <w:rFonts w:asciiTheme="majorHAnsi" w:eastAsiaTheme="majorEastAsia" w:hAnsiTheme="majorHAnsi" w:cstheme="majorBidi" w:ascii="Songti SC" w:hAnsi="Songti SC" w:eastAsia="Songti SC" w:cs="Songti SC"/>
       <w:b/>
       <w:bCs/>
       <w:color w:val="2E74B5"/>
@@ -2719,7 +3039,7 @@
       <w:outlineLvl w:val="1"/>
     </w:pPr>
     <w:rPr>
-      <w:rFonts w:asciiTheme="majorHAnsi" w:eastAsiaTheme="majorEastAsia" w:hAnsiTheme="majorHAnsi" w:cstheme="majorBidi" w:ascii="FangSong_GB2312" w:hAnsi="FangSong_GB2312" w:eastAsia="FangSong_GB2312" w:cs="FangSong_GB2312"/>
+      <w:rFonts w:asciiTheme="majorHAnsi" w:eastAsiaTheme="majorEastAsia" w:hAnsiTheme="majorHAnsi" w:cstheme="majorBidi" w:ascii="Songti SC" w:hAnsi="Songti SC" w:eastAsia="Songti SC" w:cs="Songti SC"/>
       <w:b/>
       <w:bCs/>
       <w:color w:val="2E74B5"/>
@@ -2743,7 +3063,7 @@
       <w:outlineLvl w:val="2"/>
     </w:pPr>
     <w:rPr>
-      <w:rFonts w:asciiTheme="majorHAnsi" w:eastAsiaTheme="majorEastAsia" w:hAnsiTheme="majorHAnsi" w:cstheme="majorBidi" w:ascii="FangSong_GB2312" w:hAnsi="FangSong_GB2312" w:eastAsia="FangSong_GB2312" w:cs="FangSong_GB2312"/>
+      <w:rFonts w:asciiTheme="majorHAnsi" w:eastAsiaTheme="majorEastAsia" w:hAnsiTheme="majorHAnsi" w:cstheme="majorBidi" w:ascii="Songti SC" w:hAnsi="Songti SC" w:eastAsia="Songti SC" w:cs="Songti SC"/>
       <w:b/>
       <w:bCs/>
       <w:color w:val="1F4D78"/>
@@ -2987,7 +3307,7 @@
       <w:jc w:val="center"/>
     </w:pPr>
     <w:rPr>
-      <w:rFonts w:asciiTheme="majorHAnsi" w:eastAsiaTheme="majorEastAsia" w:hAnsiTheme="majorHAnsi" w:cstheme="majorBidi" w:ascii="FangSong_GB2312" w:hAnsi="FangSong_GB2312" w:eastAsia="FangSong_GB2312" w:cs="FangSong_GB2312"/>
+      <w:rFonts w:asciiTheme="majorHAnsi" w:eastAsiaTheme="majorEastAsia" w:hAnsiTheme="majorHAnsi" w:cstheme="majorBidi" w:ascii="Songti SC" w:hAnsi="Songti SC" w:eastAsia="Songti SC" w:cs="Songti SC"/>
       <w:b w:val="0"/>
       <w:color w:val="000000"/>
       <w:spacing w:val="5"/>
@@ -3171,7 +3491,7 @@
       <w:contextualSpacing/>
     </w:pPr>
     <w:rPr>
-      <w:rFonts w:ascii="FangSong_GB2312" w:hAnsi="FangSong_GB2312" w:eastAsia="FangSong_GB2312" w:cs="FangSong_GB2312"/>
+      <w:rFonts w:ascii="Songti SC" w:hAnsi="Songti SC" w:eastAsia="Songti SC" w:cs="Songti SC"/>
       <w:sz w:val="22"/>
     </w:rPr>
   </w:style>
@@ -3216,7 +3536,7 @@
       <w:contextualSpacing/>
     </w:pPr>
     <w:rPr>
-      <w:rFonts w:ascii="FangSong_GB2312" w:hAnsi="FangSong_GB2312" w:eastAsia="FangSong_GB2312" w:cs="FangSong_GB2312"/>
+      <w:rFonts w:ascii="Songti SC" w:hAnsi="Songti SC" w:eastAsia="Songti SC" w:cs="Songti SC"/>
       <w:sz w:val="22"/>
     </w:rPr>
   </w:style>
